--- a/lezioni/programma/programma_LSA.docx
+++ b/lezioni/programma/programma_LSA.docx
@@ -6,6 +6,7 @@
       <w:pPr>
         <w:rPr>
           <w:b w:val="1"/>
+          <w:bCs w:val="1"/>
           <w:sz w:val="36"/>
           <w:szCs w:val="36"/>
         </w:rPr>
@@ -13,6 +14,7 @@
       <w:r>
         <w:rPr>
           <w:b w:val="1"/>
+          <w:bCs w:val="1"/>
           <w:sz w:val="36"/>
           <w:szCs w:val="36"/>
           <w:rtl w:val="0"/>
@@ -34,11 +36,13 @@
       <w:pPr>
         <w:rPr>
           <w:b w:val="1"/>
+          <w:bCs w:val="1"/>
         </w:rPr>
       </w:pPr>
       <w:r>
         <w:rPr>
           <w:b w:val="1"/>
+          <w:bCs w:val="1"/>
           <w:rtl w:val="0"/>
         </w:rPr>
         <w:t xml:space="preserve">OBIETTIVI DI APPRENDIMENTO ATTESI</w:t>
@@ -48,6 +52,7 @@
       <w:pPr>
         <w:rPr>
           <w:b w:val="1"/>
+          <w:bCs w:val="1"/>
         </w:rPr>
       </w:pPr>
       <w:r>
@@ -116,11 +121,13 @@
               <w:jc w:val="left"/>
               <w:rPr>
                 <w:b w:val="1"/>
+                <w:bCs w:val="1"/>
               </w:rPr>
             </w:pPr>
             <w:r>
               <w:rPr>
                 <w:b w:val="1"/>
+                <w:bCs w:val="1"/>
                 <w:rtl w:val="0"/>
               </w:rPr>
               <w:t xml:space="preserve">PRIMO ANNO</w:t>
@@ -199,11 +206,13 @@
               <w:jc w:val="left"/>
               <w:rPr>
                 <w:b w:val="1"/>
+                <w:bCs w:val="1"/>
               </w:rPr>
             </w:pPr>
             <w:r>
               <w:rPr>
                 <w:b w:val="1"/>
+                <w:bCs w:val="1"/>
                 <w:rtl w:val="0"/>
               </w:rPr>
               <w:t xml:space="preserve">SECONDO ANNO</w:t>
@@ -253,6 +262,7 @@
       <w:pPr>
         <w:rPr>
           <w:b w:val="1"/>
+          <w:bCs w:val="1"/>
         </w:rPr>
       </w:pPr>
       <w:r>
@@ -265,11 +275,13 @@
       <w:pPr>
         <w:rPr>
           <w:b w:val="1"/>
+          <w:bCs w:val="1"/>
         </w:rPr>
       </w:pPr>
       <w:r>
         <w:rPr>
           <w:b w:val="1"/>
+          <w:bCs w:val="1"/>
           <w:rtl w:val="0"/>
         </w:rPr>
         <w:t xml:space="preserve">OBIETTIVI DI EDUCAZIONE CIVICA</w:t>
@@ -279,6 +291,7 @@
       <w:pPr>
         <w:rPr>
           <w:b w:val="1"/>
+          <w:bCs w:val="1"/>
         </w:rPr>
       </w:pPr>
       <w:r>
@@ -335,11 +348,13 @@
               <w:spacing w:line="240" w:lineRule="auto"/>
               <w:rPr>
                 <w:b w:val="1"/>
+                <w:bCs w:val="1"/>
               </w:rPr>
             </w:pPr>
             <w:r>
               <w:rPr>
                 <w:b w:val="1"/>
+                <w:bCs w:val="1"/>
                 <w:rtl w:val="0"/>
               </w:rPr>
               <w:t xml:space="preserve">PRIMO ANNO</w:t>
@@ -422,11 +437,13 @@
               <w:spacing w:line="240" w:lineRule="auto"/>
               <w:rPr>
                 <w:b w:val="1"/>
+                <w:bCs w:val="1"/>
               </w:rPr>
             </w:pPr>
             <w:r>
               <w:rPr>
                 <w:b w:val="1"/>
+                <w:bCs w:val="1"/>
                 <w:rtl w:val="0"/>
               </w:rPr>
               <w:t xml:space="preserve">SECONDO ANNO</w:t>
@@ -451,6 +468,7 @@
               <w:jc w:val="both"/>
               <w:rPr>
                 <w:b w:val="1"/>
+                <w:bCs w:val="1"/>
               </w:rPr>
             </w:pPr>
             <w:r>
@@ -499,6 +517,7 @@
       <w:pPr>
         <w:rPr>
           <w:b w:val="1"/>
+          <w:bCs w:val="1"/>
         </w:rPr>
       </w:pPr>
       <w:r>
@@ -514,11 +533,13 @@
       <w:pPr>
         <w:rPr>
           <w:b w:val="1"/>
+          <w:bCs w:val="1"/>
         </w:rPr>
       </w:pPr>
       <w:r>
         <w:rPr>
           <w:b w:val="1"/>
+          <w:bCs w:val="1"/>
           <w:rtl w:val="0"/>
         </w:rPr>
         <w:t xml:space="preserve">PRIMO ANNO</w:t>
@@ -528,6 +549,7 @@
       <w:pPr>
         <w:rPr>
           <w:b w:val="1"/>
+          <w:bCs w:val="1"/>
         </w:rPr>
       </w:pPr>
       <w:r>
@@ -598,11 +620,13 @@
               <w:jc w:val="left"/>
               <w:rPr>
                 <w:b w:val="1"/>
+                <w:bCs w:val="1"/>
               </w:rPr>
             </w:pPr>
             <w:r>
               <w:rPr>
                 <w:b w:val="1"/>
+                <w:bCs w:val="1"/>
                 <w:rtl w:val="0"/>
               </w:rPr>
               <w:t xml:space="preserve">COMPETENZE</w:t>
@@ -624,11 +648,13 @@
             <w:pPr>
               <w:rPr>
                 <w:b w:val="1"/>
+                <w:bCs w:val="1"/>
               </w:rPr>
             </w:pPr>
             <w:r>
               <w:rPr>
                 <w:b w:val="1"/>
+                <w:bCs w:val="1"/>
                 <w:rtl w:val="0"/>
               </w:rPr>
               <w:t xml:space="preserve">ABILITÀ</w:t>
@@ -650,11 +676,13 @@
             <w:pPr>
               <w:rPr>
                 <w:b w:val="1"/>
+                <w:bCs w:val="1"/>
               </w:rPr>
             </w:pPr>
             <w:r>
               <w:rPr>
                 <w:b w:val="1"/>
+                <w:bCs w:val="1"/>
                 <w:rtl w:val="0"/>
               </w:rPr>
               <w:t xml:space="preserve">CONOSCENZE</w:t>
@@ -1923,6 +1951,7 @@
       <w:r>
         <w:rPr>
           <w:b w:val="1"/>
+          <w:bCs w:val="1"/>
           <w:rtl w:val="0"/>
         </w:rPr>
         <w:t xml:space="preserve">SECONDO ANNO</w:t>
@@ -1993,11 +2022,13 @@
               <w:spacing w:line="240" w:lineRule="auto"/>
               <w:rPr>
                 <w:b w:val="1"/>
+                <w:bCs w:val="1"/>
               </w:rPr>
             </w:pPr>
             <w:r>
               <w:rPr>
                 <w:b w:val="1"/>
+                <w:bCs w:val="1"/>
                 <w:rtl w:val="0"/>
               </w:rPr>
               <w:t xml:space="preserve">COMPETENZE</w:t>
@@ -2019,11 +2050,13 @@
             <w:pPr>
               <w:rPr>
                 <w:b w:val="1"/>
+                <w:bCs w:val="1"/>
               </w:rPr>
             </w:pPr>
             <w:r>
               <w:rPr>
                 <w:b w:val="1"/>
+                <w:bCs w:val="1"/>
                 <w:rtl w:val="0"/>
               </w:rPr>
               <w:t xml:space="preserve">ABILITÀ</w:t>
@@ -2045,11 +2078,13 @@
             <w:pPr>
               <w:rPr>
                 <w:b w:val="1"/>
+                <w:bCs w:val="1"/>
               </w:rPr>
             </w:pPr>
             <w:r>
               <w:rPr>
                 <w:b w:val="1"/>
+                <w:bCs w:val="1"/>
                 <w:rtl w:val="0"/>
               </w:rPr>
               <w:t xml:space="preserve">CONOSCENZE</w:t>
@@ -3506,6 +3541,2333 @@
                 <w:rtl w:val="0"/>
               </w:rPr>
               <w:t xml:space="preserve">linguaggio di programmazione.</w:t>
+            </w:r>
+          </w:p>
+        </w:tc>
+      </w:tr>
+    </w:tbl>
+    <w:p>
+      <w:pPr>
+        <w:rPr/>
+      </w:pPr>
+      <w:r>
+        <w:br w:type="page"/>
+      </w:r>
+      <w:r>
+        <w:rPr>
+          <w:rtl w:val="0"/>
+        </w:rPr>
+      </w:r>
+    </w:p>
+    <w:p>
+      <w:pPr>
+        <w:rPr>
+          <w:b w:val="1"/>
+          <w:bCs w:val="1"/>
+          <w:sz w:val="36"/>
+          <w:szCs w:val="36"/>
+        </w:rPr>
+      </w:pPr>
+      <w:r>
+        <w:rPr>
+          <w:b w:val="1"/>
+          <w:bCs w:val="1"/>
+          <w:sz w:val="36"/>
+          <w:szCs w:val="36"/>
+          <w:rtl w:val="0"/>
+        </w:rPr>
+        <w:t xml:space="preserve">SECONDO BIENNIO LSA</w:t>
+      </w:r>
+    </w:p>
+    <w:p>
+      <w:pPr>
+        <w:rPr/>
+      </w:pPr>
+      <w:r>
+        <w:rPr>
+          <w:rtl w:val="0"/>
+        </w:rPr>
+      </w:r>
+    </w:p>
+    <w:p>
+      <w:pPr>
+        <w:rPr>
+          <w:b w:val="1"/>
+          <w:bCs w:val="1"/>
+        </w:rPr>
+      </w:pPr>
+      <w:r>
+        <w:rPr>
+          <w:b w:val="1"/>
+          <w:bCs w:val="1"/>
+          <w:rtl w:val="0"/>
+        </w:rPr>
+        <w:t xml:space="preserve">OBIETTIVI DI APPRENDIMENTO ATTESI</w:t>
+      </w:r>
+    </w:p>
+    <w:p>
+      <w:pPr>
+        <w:rPr>
+          <w:b w:val="1"/>
+          <w:bCs w:val="1"/>
+        </w:rPr>
+      </w:pPr>
+      <w:r>
+        <w:rPr>
+          <w:rtl w:val="0"/>
+        </w:rPr>
+      </w:r>
+    </w:p>
+    <w:tbl>
+      <w:tblPr>
+        <w:tblStyle w:val="Table5"/>
+        <w:tblW w:w="10770.0" w:type="dxa"/>
+        <w:jc w:val="left"/>
+        <w:tblBorders>
+          <w:top w:color="000000" w:space="0" w:sz="8" w:val="single"/>
+          <w:left w:color="000000" w:space="0" w:sz="8" w:val="single"/>
+          <w:bottom w:color="000000" w:space="0" w:sz="8" w:val="single"/>
+          <w:right w:color="000000" w:space="0" w:sz="8" w:val="single"/>
+          <w:insideH w:color="000000" w:space="0" w:sz="8" w:val="single"/>
+          <w:insideV w:color="000000" w:space="0" w:sz="8" w:val="single"/>
+        </w:tblBorders>
+        <w:tblLayout w:type="fixed"/>
+        <w:tblLook w:val="0600"/>
+      </w:tblPr>
+      <w:tblGrid>
+        <w:gridCol w:w="2130"/>
+        <w:gridCol w:w="8640"/>
+        <w:tblGridChange w:id="0">
+          <w:tblGrid>
+            <w:gridCol w:w="2130"/>
+            <w:gridCol w:w="8640"/>
+          </w:tblGrid>
+        </w:tblGridChange>
+      </w:tblGrid>
+      <w:tr>
+        <w:trPr>
+          <w:cantSplit w:val="0"/>
+          <w:tblHeader w:val="0"/>
+        </w:trPr>
+        <w:tc>
+          <w:tcPr>
+            <w:shd w:fill="auto" w:val="clear"/>
+            <w:tcMar>
+              <w:top w:w="100.0" w:type="dxa"/>
+              <w:left w:w="100.0" w:type="dxa"/>
+              <w:bottom w:w="100.0" w:type="dxa"/>
+              <w:right w:w="100.0" w:type="dxa"/>
+            </w:tcMar>
+            <w:vAlign w:val="top"/>
+          </w:tcPr>
+          <w:p>
+            <w:pPr>
+              <w:widowControl w:val="0"/>
+              <w:spacing w:line="240" w:lineRule="auto"/>
+              <w:rPr>
+                <w:b w:val="1"/>
+                <w:bCs w:val="1"/>
+              </w:rPr>
+            </w:pPr>
+            <w:r>
+              <w:rPr>
+                <w:b w:val="1"/>
+                <w:bCs w:val="1"/>
+                <w:rtl w:val="0"/>
+              </w:rPr>
+              <w:t xml:space="preserve">TERZO ANNO</w:t>
+            </w:r>
+          </w:p>
+        </w:tc>
+        <w:tc>
+          <w:tcPr>
+            <w:shd w:fill="auto" w:val="clear"/>
+            <w:tcMar>
+              <w:top w:w="100.0" w:type="dxa"/>
+              <w:left w:w="100.0" w:type="dxa"/>
+              <w:bottom w:w="100.0" w:type="dxa"/>
+              <w:right w:w="100.0" w:type="dxa"/>
+            </w:tcMar>
+            <w:vAlign w:val="top"/>
+          </w:tcPr>
+          <w:p>
+            <w:pPr>
+              <w:widowControl w:val="0"/>
+              <w:spacing w:line="240" w:lineRule="auto"/>
+              <w:jc w:val="both"/>
+              <w:rPr/>
+            </w:pPr>
+            <w:r>
+              <w:rPr>
+                <w:rtl w:val="0"/>
+              </w:rPr>
+              <w:t xml:space="preserve">Gli obiettivi del terzo anno mirano a far ottenere allo studente capacità di gestione dei propri dati personali, migliorando la propria capacità di analisi della sicurezza dei sistemi informatici e capacità di navigazione sicura in rete, consapevole dei principali rischi, malware e attacchi informatici presenti. Lo studente sarà inoltre guidato all’acquisizione di competenze nella creazione e implementazione di algoritmi tramite un linguaggio di programmazione ad alto livello, e nella progettazione, implementazione e pubblicazione di siti web statici realizzati tramite linguaggi HTML, CSS ed elementi basati su framework javascript.</w:t>
+            </w:r>
+          </w:p>
+        </w:tc>
+      </w:tr>
+      <w:tr>
+        <w:trPr>
+          <w:cantSplit w:val="0"/>
+          <w:tblHeader w:val="0"/>
+        </w:trPr>
+        <w:tc>
+          <w:tcPr>
+            <w:shd w:fill="auto" w:val="clear"/>
+            <w:tcMar>
+              <w:top w:w="100.0" w:type="dxa"/>
+              <w:left w:w="100.0" w:type="dxa"/>
+              <w:bottom w:w="100.0" w:type="dxa"/>
+              <w:right w:w="100.0" w:type="dxa"/>
+            </w:tcMar>
+            <w:vAlign w:val="top"/>
+          </w:tcPr>
+          <w:p>
+            <w:pPr>
+              <w:widowControl w:val="0"/>
+              <w:spacing w:line="240" w:lineRule="auto"/>
+              <w:rPr>
+                <w:b w:val="1"/>
+                <w:bCs w:val="1"/>
+              </w:rPr>
+            </w:pPr>
+            <w:r>
+              <w:rPr>
+                <w:b w:val="1"/>
+                <w:bCs w:val="1"/>
+                <w:rtl w:val="0"/>
+              </w:rPr>
+              <w:t xml:space="preserve">QUARTO ANNO</w:t>
+            </w:r>
+          </w:p>
+        </w:tc>
+        <w:tc>
+          <w:tcPr>
+            <w:shd w:fill="auto" w:val="clear"/>
+            <w:tcMar>
+              <w:top w:w="100.0" w:type="dxa"/>
+              <w:left w:w="100.0" w:type="dxa"/>
+              <w:bottom w:w="100.0" w:type="dxa"/>
+              <w:right w:w="100.0" w:type="dxa"/>
+            </w:tcMar>
+            <w:vAlign w:val="top"/>
+          </w:tcPr>
+          <w:p>
+            <w:pPr>
+              <w:widowControl w:val="0"/>
+              <w:spacing w:line="240" w:lineRule="auto"/>
+              <w:jc w:val="both"/>
+              <w:rPr/>
+            </w:pPr>
+            <w:r>
+              <w:rPr>
+                <w:rtl w:val="0"/>
+              </w:rPr>
+              <w:t xml:space="preserve">Gli obiettivi del quarto anno mirano a far ottenere allo studente capacità di progettazione e implementazione di database relazionali tramite modellazione e acquisizione dati, creazione di schemi concettuali e utilizzo di DBMS. Lo studente sarà inoltre guidato all’acquisizione di competenze nell’interrogazione di database tramite query SQL e nella realizzazione di collegamenti in linguaggio PHP per la gestione di basi di dati tramite pagine web.</w:t>
+            </w:r>
+          </w:p>
+        </w:tc>
+      </w:tr>
+    </w:tbl>
+    <w:p>
+      <w:pPr>
+        <w:rPr>
+          <w:b w:val="1"/>
+          <w:bCs w:val="1"/>
+        </w:rPr>
+      </w:pPr>
+      <w:r>
+        <w:rPr>
+          <w:rtl w:val="0"/>
+        </w:rPr>
+      </w:r>
+    </w:p>
+    <w:p>
+      <w:pPr>
+        <w:rPr>
+          <w:b w:val="1"/>
+          <w:bCs w:val="1"/>
+        </w:rPr>
+      </w:pPr>
+      <w:r>
+        <w:rPr>
+          <w:b w:val="1"/>
+          <w:bCs w:val="1"/>
+          <w:rtl w:val="0"/>
+        </w:rPr>
+        <w:t xml:space="preserve">OBIETTIVI DI EDUCAZIONE CIVICA</w:t>
+      </w:r>
+    </w:p>
+    <w:p>
+      <w:pPr>
+        <w:rPr>
+          <w:b w:val="1"/>
+          <w:bCs w:val="1"/>
+        </w:rPr>
+      </w:pPr>
+      <w:r>
+        <w:rPr>
+          <w:rtl w:val="0"/>
+        </w:rPr>
+      </w:r>
+    </w:p>
+    <w:tbl>
+      <w:tblPr>
+        <w:tblStyle w:val="Table6"/>
+        <w:tblW w:w="10770.0" w:type="dxa"/>
+        <w:jc w:val="left"/>
+        <w:tblBorders>
+          <w:top w:color="000000" w:space="0" w:sz="8" w:val="single"/>
+          <w:left w:color="000000" w:space="0" w:sz="8" w:val="single"/>
+          <w:bottom w:color="000000" w:space="0" w:sz="8" w:val="single"/>
+          <w:right w:color="000000" w:space="0" w:sz="8" w:val="single"/>
+          <w:insideH w:color="000000" w:space="0" w:sz="8" w:val="single"/>
+          <w:insideV w:color="000000" w:space="0" w:sz="8" w:val="single"/>
+        </w:tblBorders>
+        <w:tblLayout w:type="fixed"/>
+        <w:tblLook w:val="0600"/>
+      </w:tblPr>
+      <w:tblGrid>
+        <w:gridCol w:w="2130"/>
+        <w:gridCol w:w="8640"/>
+        <w:tblGridChange w:id="0">
+          <w:tblGrid>
+            <w:gridCol w:w="2130"/>
+            <w:gridCol w:w="8640"/>
+          </w:tblGrid>
+        </w:tblGridChange>
+      </w:tblGrid>
+      <w:tr>
+        <w:trPr>
+          <w:cantSplit w:val="0"/>
+          <w:tblHeader w:val="0"/>
+        </w:trPr>
+        <w:tc>
+          <w:tcPr>
+            <w:shd w:fill="auto" w:val="clear"/>
+            <w:tcMar>
+              <w:top w:w="100.0" w:type="dxa"/>
+              <w:left w:w="100.0" w:type="dxa"/>
+              <w:bottom w:w="100.0" w:type="dxa"/>
+              <w:right w:w="100.0" w:type="dxa"/>
+            </w:tcMar>
+            <w:vAlign w:val="top"/>
+          </w:tcPr>
+          <w:p>
+            <w:pPr>
+              <w:widowControl w:val="0"/>
+              <w:spacing w:line="240" w:lineRule="auto"/>
+              <w:rPr>
+                <w:b w:val="1"/>
+                <w:bCs w:val="1"/>
+              </w:rPr>
+            </w:pPr>
+            <w:r>
+              <w:rPr>
+                <w:b w:val="1"/>
+                <w:bCs w:val="1"/>
+                <w:rtl w:val="0"/>
+              </w:rPr>
+              <w:t xml:space="preserve">TERZO ANNO</w:t>
+            </w:r>
+          </w:p>
+        </w:tc>
+        <w:tc>
+          <w:tcPr>
+            <w:shd w:fill="auto" w:val="clear"/>
+            <w:tcMar>
+              <w:top w:w="100.0" w:type="dxa"/>
+              <w:left w:w="100.0" w:type="dxa"/>
+              <w:bottom w:w="100.0" w:type="dxa"/>
+              <w:right w:w="100.0" w:type="dxa"/>
+            </w:tcMar>
+            <w:vAlign w:val="top"/>
+          </w:tcPr>
+          <w:p>
+            <w:pPr>
+              <w:widowControl w:val="0"/>
+              <w:spacing w:line="240" w:lineRule="auto"/>
+              <w:jc w:val="both"/>
+              <w:rPr/>
+            </w:pPr>
+            <w:r>
+              <w:rPr>
+                <w:rtl w:val="0"/>
+              </w:rPr>
+              <w:t xml:space="preserve">Individuare e spiegare gli impatti ambientali delle tecnologie digitali (cavi sottomarini, intelligenza artificiale, data center, strumentazione spaziale, etc…) e del loro utilizzo;</w:t>
+            </w:r>
+          </w:p>
+          <w:p>
+            <w:pPr>
+              <w:widowControl w:val="0"/>
+              <w:spacing w:line="240" w:lineRule="auto"/>
+              <w:jc w:val="both"/>
+              <w:rPr/>
+            </w:pPr>
+            <w:r>
+              <w:rPr>
+                <w:rtl w:val="0"/>
+              </w:rPr>
+            </w:r>
+          </w:p>
+          <w:p>
+            <w:pPr>
+              <w:widowControl w:val="0"/>
+              <w:spacing w:line="240" w:lineRule="auto"/>
+              <w:jc w:val="both"/>
+              <w:rPr/>
+            </w:pPr>
+            <w:r>
+              <w:rPr>
+                <w:rtl w:val="0"/>
+              </w:rPr>
+              <w:t xml:space="preserve">Utilizzare servizi digitali adeguati ai diversi contesti, collaborando in rete e partecipando attivamente e responsabilmente alla vita della comunità (blog tramite CMS, spazi di comunità, realtà virtuale, wikipedia) tenendo conto delle diversità culturali e generazionali che caratterizzano le persone che accedono agli ambienti virtuali.</w:t>
+            </w:r>
+          </w:p>
+        </w:tc>
+      </w:tr>
+      <w:tr>
+        <w:trPr>
+          <w:cantSplit w:val="0"/>
+          <w:tblHeader w:val="0"/>
+        </w:trPr>
+        <w:tc>
+          <w:tcPr>
+            <w:shd w:fill="auto" w:val="clear"/>
+            <w:tcMar>
+              <w:top w:w="100.0" w:type="dxa"/>
+              <w:left w:w="100.0" w:type="dxa"/>
+              <w:bottom w:w="100.0" w:type="dxa"/>
+              <w:right w:w="100.0" w:type="dxa"/>
+            </w:tcMar>
+            <w:vAlign w:val="top"/>
+          </w:tcPr>
+          <w:p>
+            <w:pPr>
+              <w:widowControl w:val="0"/>
+              <w:spacing w:line="240" w:lineRule="auto"/>
+              <w:rPr>
+                <w:b w:val="1"/>
+                <w:bCs w:val="1"/>
+              </w:rPr>
+            </w:pPr>
+            <w:r>
+              <w:rPr>
+                <w:b w:val="1"/>
+                <w:bCs w:val="1"/>
+                <w:rtl w:val="0"/>
+              </w:rPr>
+              <w:t xml:space="preserve">QUARTO ANNO</w:t>
+            </w:r>
+          </w:p>
+        </w:tc>
+        <w:tc>
+          <w:tcPr>
+            <w:shd w:fill="auto" w:val="clear"/>
+            <w:tcMar>
+              <w:top w:w="100.0" w:type="dxa"/>
+              <w:left w:w="100.0" w:type="dxa"/>
+              <w:bottom w:w="100.0" w:type="dxa"/>
+              <w:right w:w="100.0" w:type="dxa"/>
+            </w:tcMar>
+            <w:vAlign w:val="top"/>
+          </w:tcPr>
+          <w:p>
+            <w:pPr>
+              <w:widowControl w:val="0"/>
+              <w:spacing w:line="240" w:lineRule="auto"/>
+              <w:jc w:val="both"/>
+              <w:rPr/>
+            </w:pPr>
+            <w:r>
+              <w:rPr>
+                <w:rtl w:val="0"/>
+              </w:rPr>
+              <w:t xml:space="preserve">Analizzare le problematiche connesse alla gestione delle identità digitali, ai diritti del cittadino digitale e alle politiche sulla tutela della riservatezza e sulla protezione dei dati personali riferite ai servizi digitali. Conoscere i principali servizi digitali per il cittadino (applicazioni ministeriali, SPID, etc…);</w:t>
+            </w:r>
+          </w:p>
+          <w:p>
+            <w:pPr>
+              <w:widowControl w:val="0"/>
+              <w:spacing w:line="240" w:lineRule="auto"/>
+              <w:jc w:val="both"/>
+              <w:rPr/>
+            </w:pPr>
+            <w:r>
+              <w:rPr>
+                <w:rtl w:val="0"/>
+              </w:rPr>
+            </w:r>
+          </w:p>
+          <w:p>
+            <w:pPr>
+              <w:widowControl w:val="0"/>
+              <w:spacing w:line="240" w:lineRule="auto"/>
+              <w:jc w:val="both"/>
+              <w:rPr/>
+            </w:pPr>
+            <w:r>
+              <w:rPr>
+                <w:rtl w:val="0"/>
+              </w:rPr>
+              <w:t xml:space="preserve">Analizzare le problematiche connesse alla sovranità digitale da parte di persone, aziende e istituzioni, con particolare attenzione alle problematiche legate all’utente finale (privacy, profilazione, sicurezza personale contrapposta a libertà personale)</w:t>
+            </w:r>
+            <w:r>
+              <w:rPr>
+                <w:b w:val="1"/>
+                <w:bCs w:val="1"/>
+                <w:rtl w:val="0"/>
+              </w:rPr>
+              <w:t xml:space="preserve">.</w:t>
+            </w:r>
+            <w:r>
+              <w:rPr>
+                <w:rtl w:val="0"/>
+              </w:rPr>
+            </w:r>
+          </w:p>
+        </w:tc>
+      </w:tr>
+    </w:tbl>
+    <w:p>
+      <w:pPr>
+        <w:rPr>
+          <w:b w:val="1"/>
+          <w:bCs w:val="1"/>
+        </w:rPr>
+      </w:pPr>
+      <w:r>
+        <w:br w:type="page"/>
+      </w:r>
+      <w:r>
+        <w:rPr>
+          <w:rtl w:val="0"/>
+        </w:rPr>
+      </w:r>
+    </w:p>
+    <w:p>
+      <w:pPr>
+        <w:rPr/>
+      </w:pPr>
+      <w:r>
+        <w:rPr>
+          <w:b w:val="1"/>
+          <w:bCs w:val="1"/>
+          <w:rtl w:val="0"/>
+        </w:rPr>
+        <w:t xml:space="preserve">TERZO ANNO</w:t>
+      </w:r>
+      <w:r>
+        <w:rPr>
+          <w:rtl w:val="0"/>
+        </w:rPr>
+      </w:r>
+    </w:p>
+    <w:p>
+      <w:pPr>
+        <w:rPr/>
+      </w:pPr>
+      <w:r>
+        <w:rPr>
+          <w:rtl w:val="0"/>
+        </w:rPr>
+      </w:r>
+    </w:p>
+    <w:tbl>
+      <w:tblPr>
+        <w:tblStyle w:val="Table7"/>
+        <w:tblW w:w="10777.0" w:type="dxa"/>
+        <w:jc w:val="left"/>
+        <w:tblBorders>
+          <w:top w:color="000000" w:space="0" w:sz="8" w:val="single"/>
+          <w:left w:color="000000" w:space="0" w:sz="8" w:val="single"/>
+          <w:bottom w:color="000000" w:space="0" w:sz="8" w:val="single"/>
+          <w:right w:color="000000" w:space="0" w:sz="8" w:val="single"/>
+          <w:insideH w:color="000000" w:space="0" w:sz="8" w:val="single"/>
+          <w:insideV w:color="000000" w:space="0" w:sz="8" w:val="single"/>
+        </w:tblBorders>
+        <w:tblLayout w:type="fixed"/>
+        <w:tblLook w:val="0600"/>
+      </w:tblPr>
+      <w:tblGrid>
+        <w:gridCol w:w="3592.3333333333335"/>
+        <w:gridCol w:w="3592.3333333333335"/>
+        <w:gridCol w:w="3592.3333333333335"/>
+        <w:tblGridChange w:id="0">
+          <w:tblGrid>
+            <w:gridCol w:w="3592.3333333333335"/>
+            <w:gridCol w:w="3592.3333333333335"/>
+            <w:gridCol w:w="3592.3333333333335"/>
+          </w:tblGrid>
+        </w:tblGridChange>
+      </w:tblGrid>
+      <w:tr>
+        <w:trPr>
+          <w:cantSplit w:val="0"/>
+          <w:tblHeader w:val="0"/>
+        </w:trPr>
+        <w:tc>
+          <w:tcPr>
+            <w:shd w:fill="auto" w:val="clear"/>
+            <w:tcMar>
+              <w:top w:w="100.0" w:type="dxa"/>
+              <w:left w:w="100.0" w:type="dxa"/>
+              <w:bottom w:w="100.0" w:type="dxa"/>
+              <w:right w:w="100.0" w:type="dxa"/>
+            </w:tcMar>
+            <w:vAlign w:val="top"/>
+          </w:tcPr>
+          <w:p>
+            <w:pPr>
+              <w:widowControl w:val="0"/>
+              <w:spacing w:line="240" w:lineRule="auto"/>
+              <w:rPr>
+                <w:b w:val="1"/>
+                <w:bCs w:val="1"/>
+              </w:rPr>
+            </w:pPr>
+            <w:r>
+              <w:rPr>
+                <w:b w:val="1"/>
+                <w:bCs w:val="1"/>
+                <w:rtl w:val="0"/>
+              </w:rPr>
+              <w:t xml:space="preserve">COMPETENZE</w:t>
+            </w:r>
+          </w:p>
+        </w:tc>
+        <w:tc>
+          <w:tcPr>
+            <w:shd w:fill="auto" w:val="clear"/>
+            <w:tcMar>
+              <w:top w:w="100.0" w:type="dxa"/>
+              <w:left w:w="100.0" w:type="dxa"/>
+              <w:bottom w:w="100.0" w:type="dxa"/>
+              <w:right w:w="100.0" w:type="dxa"/>
+            </w:tcMar>
+            <w:vAlign w:val="top"/>
+          </w:tcPr>
+          <w:p>
+            <w:pPr>
+              <w:rPr>
+                <w:b w:val="1"/>
+                <w:bCs w:val="1"/>
+              </w:rPr>
+            </w:pPr>
+            <w:r>
+              <w:rPr>
+                <w:b w:val="1"/>
+                <w:bCs w:val="1"/>
+                <w:rtl w:val="0"/>
+              </w:rPr>
+              <w:t xml:space="preserve">ABILITÀ</w:t>
+            </w:r>
+          </w:p>
+        </w:tc>
+        <w:tc>
+          <w:tcPr>
+            <w:shd w:fill="auto" w:val="clear"/>
+            <w:tcMar>
+              <w:top w:w="100.0" w:type="dxa"/>
+              <w:left w:w="100.0" w:type="dxa"/>
+              <w:bottom w:w="100.0" w:type="dxa"/>
+              <w:right w:w="100.0" w:type="dxa"/>
+            </w:tcMar>
+            <w:vAlign w:val="top"/>
+          </w:tcPr>
+          <w:p>
+            <w:pPr>
+              <w:rPr>
+                <w:b w:val="1"/>
+                <w:bCs w:val="1"/>
+              </w:rPr>
+            </w:pPr>
+            <w:r>
+              <w:rPr>
+                <w:b w:val="1"/>
+                <w:bCs w:val="1"/>
+                <w:rtl w:val="0"/>
+              </w:rPr>
+              <w:t xml:space="preserve">CONOSCENZE</w:t>
+            </w:r>
+          </w:p>
+        </w:tc>
+      </w:tr>
+      <w:tr>
+        <w:trPr>
+          <w:cantSplit w:val="0"/>
+          <w:tblHeader w:val="0"/>
+        </w:trPr>
+        <w:tc>
+          <w:tcPr>
+            <w:shd w:fill="auto" w:val="clear"/>
+            <w:tcMar>
+              <w:top w:w="100.0" w:type="dxa"/>
+              <w:left w:w="100.0" w:type="dxa"/>
+              <w:bottom w:w="100.0" w:type="dxa"/>
+              <w:right w:w="100.0" w:type="dxa"/>
+            </w:tcMar>
+            <w:vAlign w:val="top"/>
+          </w:tcPr>
+          <w:p>
+            <w:pPr>
+              <w:rPr/>
+            </w:pPr>
+            <w:r>
+              <w:rPr>
+                <w:rtl w:val="0"/>
+              </w:rPr>
+              <w:t xml:space="preserve">Capacità di gestione affidabile e ottimizzata di password e credenziali personali;</w:t>
+            </w:r>
+          </w:p>
+          <w:p>
+            <w:pPr>
+              <w:rPr/>
+            </w:pPr>
+            <w:r>
+              <w:rPr>
+                <w:rtl w:val="0"/>
+              </w:rPr>
+            </w:r>
+          </w:p>
+          <w:p>
+            <w:pPr>
+              <w:rPr/>
+            </w:pPr>
+            <w:r>
+              <w:rPr>
+                <w:rtl w:val="0"/>
+              </w:rPr>
+              <w:t xml:space="preserve">Capacità di navigazione in rete evitando pericoli e minacce e utilizzando sistemi di sicurezza per l’individuazione ed eliminazione di malware e attacchi informatici;</w:t>
+            </w:r>
+          </w:p>
+        </w:tc>
+        <w:tc>
+          <w:tcPr>
+            <w:shd w:fill="auto" w:val="clear"/>
+            <w:tcMar>
+              <w:top w:w="100.0" w:type="dxa"/>
+              <w:left w:w="100.0" w:type="dxa"/>
+              <w:bottom w:w="100.0" w:type="dxa"/>
+              <w:right w:w="100.0" w:type="dxa"/>
+            </w:tcMar>
+            <w:vAlign w:val="top"/>
+          </w:tcPr>
+          <w:p>
+            <w:pPr>
+              <w:rPr/>
+            </w:pPr>
+            <w:r>
+              <w:rPr>
+                <w:rtl w:val="0"/>
+              </w:rPr>
+              <w:t xml:space="preserve">Identificare pericoli e minacce durante la navigazione in rete;</w:t>
+            </w:r>
+          </w:p>
+          <w:p>
+            <w:pPr>
+              <w:rPr/>
+            </w:pPr>
+            <w:r>
+              <w:rPr>
+                <w:rtl w:val="0"/>
+              </w:rPr>
+            </w:r>
+          </w:p>
+          <w:p>
+            <w:pPr>
+              <w:rPr/>
+            </w:pPr>
+            <w:r>
+              <w:rPr>
+                <w:rtl w:val="0"/>
+              </w:rPr>
+              <w:t xml:space="preserve">Organizzare e gestire password utilizzando un password manager;</w:t>
+            </w:r>
+          </w:p>
+          <w:p>
+            <w:pPr>
+              <w:rPr/>
+            </w:pPr>
+            <w:r>
+              <w:rPr>
+                <w:rtl w:val="0"/>
+              </w:rPr>
+            </w:r>
+          </w:p>
+          <w:p>
+            <w:pPr>
+              <w:rPr/>
+            </w:pPr>
+            <w:r>
+              <w:rPr>
+                <w:rtl w:val="0"/>
+              </w:rPr>
+              <w:t xml:space="preserve">Saper riconoscere e differenziare le diverse tipologie di malware e attacchi informatici.</w:t>
+            </w:r>
+          </w:p>
+        </w:tc>
+        <w:tc>
+          <w:tcPr>
+            <w:shd w:fill="auto" w:val="clear"/>
+            <w:tcMar>
+              <w:top w:w="100.0" w:type="dxa"/>
+              <w:left w:w="100.0" w:type="dxa"/>
+              <w:bottom w:w="100.0" w:type="dxa"/>
+              <w:right w:w="100.0" w:type="dxa"/>
+            </w:tcMar>
+            <w:vAlign w:val="top"/>
+          </w:tcPr>
+          <w:p>
+            <w:pPr>
+              <w:rPr/>
+            </w:pPr>
+            <w:r>
+              <w:rPr>
+                <w:rtl w:val="0"/>
+              </w:rPr>
+              <w:t xml:space="preserve">Definizione di sicurezza informatica;</w:t>
+            </w:r>
+          </w:p>
+          <w:p>
+            <w:pPr>
+              <w:rPr/>
+            </w:pPr>
+            <w:r>
+              <w:rPr>
+                <w:rtl w:val="0"/>
+              </w:rPr>
+            </w:r>
+          </w:p>
+          <w:p>
+            <w:pPr>
+              <w:rPr/>
+            </w:pPr>
+            <w:r>
+              <w:rPr>
+                <w:rtl w:val="0"/>
+              </w:rPr>
+              <w:t xml:space="preserve">Pericoli e minacce presenti nella rete internet; </w:t>
+            </w:r>
+          </w:p>
+          <w:p>
+            <w:pPr>
+              <w:rPr/>
+            </w:pPr>
+            <w:r>
+              <w:rPr>
+                <w:rtl w:val="0"/>
+              </w:rPr>
+            </w:r>
+          </w:p>
+          <w:p>
+            <w:pPr>
+              <w:rPr/>
+            </w:pPr>
+            <w:r>
+              <w:rPr>
+                <w:rtl w:val="0"/>
+              </w:rPr>
+              <w:t xml:space="preserve">Caratteristiche e proprietà di un password manager;</w:t>
+            </w:r>
+          </w:p>
+          <w:p>
+            <w:pPr>
+              <w:rPr/>
+            </w:pPr>
+            <w:r>
+              <w:rPr>
+                <w:rtl w:val="0"/>
+              </w:rPr>
+            </w:r>
+          </w:p>
+          <w:p>
+            <w:pPr>
+              <w:rPr/>
+            </w:pPr>
+            <w:r>
+              <w:rPr>
+                <w:rtl w:val="0"/>
+              </w:rPr>
+              <w:t xml:space="preserve">Principali malware e attacchi informatici.</w:t>
+            </w:r>
+          </w:p>
+        </w:tc>
+      </w:tr>
+      <w:tr>
+        <w:trPr>
+          <w:cantSplit w:val="0"/>
+          <w:tblHeader w:val="0"/>
+        </w:trPr>
+        <w:tc>
+          <w:tcPr>
+            <w:shd w:fill="auto" w:val="clear"/>
+            <w:tcMar>
+              <w:top w:w="100.0" w:type="dxa"/>
+              <w:left w:w="100.0" w:type="dxa"/>
+              <w:bottom w:w="100.0" w:type="dxa"/>
+              <w:right w:w="100.0" w:type="dxa"/>
+            </w:tcMar>
+            <w:vAlign w:val="top"/>
+          </w:tcPr>
+          <w:p>
+            <w:pPr>
+              <w:rPr/>
+            </w:pPr>
+            <w:r>
+              <w:rPr>
+                <w:rtl w:val="0"/>
+              </w:rPr>
+              <w:t xml:space="preserve">Capacità di analisi e critica della sicurezza di un sistema informatico;</w:t>
+            </w:r>
+          </w:p>
+        </w:tc>
+        <w:tc>
+          <w:tcPr>
+            <w:shd w:fill="auto" w:val="clear"/>
+            <w:tcMar>
+              <w:top w:w="100.0" w:type="dxa"/>
+              <w:left w:w="100.0" w:type="dxa"/>
+              <w:bottom w:w="100.0" w:type="dxa"/>
+              <w:right w:w="100.0" w:type="dxa"/>
+            </w:tcMar>
+            <w:vAlign w:val="top"/>
+          </w:tcPr>
+          <w:p>
+            <w:pPr>
+              <w:rPr/>
+            </w:pPr>
+            <w:r>
+              <w:rPr>
+                <w:rtl w:val="0"/>
+              </w:rPr>
+              <w:t xml:space="preserve">Abilità di crittazione e decrittazione di informazioni utilizzando semplici algoritmi di crittografia;</w:t>
+            </w:r>
+          </w:p>
+          <w:p>
+            <w:pPr>
+              <w:rPr/>
+            </w:pPr>
+            <w:r>
+              <w:rPr>
+                <w:rtl w:val="0"/>
+              </w:rPr>
+            </w:r>
+          </w:p>
+          <w:p>
+            <w:pPr>
+              <w:rPr/>
+            </w:pPr>
+            <w:r>
+              <w:rPr>
+                <w:rtl w:val="0"/>
+              </w:rPr>
+            </w:r>
+          </w:p>
+        </w:tc>
+        <w:tc>
+          <w:tcPr>
+            <w:shd w:fill="auto" w:val="clear"/>
+            <w:tcMar>
+              <w:top w:w="100.0" w:type="dxa"/>
+              <w:left w:w="100.0" w:type="dxa"/>
+              <w:bottom w:w="100.0" w:type="dxa"/>
+              <w:right w:w="100.0" w:type="dxa"/>
+            </w:tcMar>
+            <w:vAlign w:val="top"/>
+          </w:tcPr>
+          <w:p>
+            <w:pPr>
+              <w:rPr/>
+            </w:pPr>
+            <w:r>
+              <w:rPr>
+                <w:rtl w:val="0"/>
+              </w:rPr>
+              <w:t xml:space="preserve">Definizione e storia della crittografia;</w:t>
+            </w:r>
+          </w:p>
+          <w:p>
+            <w:pPr>
+              <w:rPr/>
+            </w:pPr>
+            <w:r>
+              <w:rPr>
+                <w:rtl w:val="0"/>
+              </w:rPr>
+            </w:r>
+          </w:p>
+          <w:p>
+            <w:pPr>
+              <w:rPr/>
+            </w:pPr>
+            <w:r>
+              <w:rPr>
+                <w:rtl w:val="0"/>
+              </w:rPr>
+              <w:t xml:space="preserve">Crittografia simmetrica e asimmetrica;</w:t>
+            </w:r>
+          </w:p>
+          <w:p>
+            <w:pPr>
+              <w:rPr/>
+            </w:pPr>
+            <w:r>
+              <w:rPr>
+                <w:rtl w:val="0"/>
+              </w:rPr>
+            </w:r>
+          </w:p>
+          <w:p>
+            <w:pPr>
+              <w:rPr/>
+            </w:pPr>
+            <w:r>
+              <w:rPr>
+                <w:rtl w:val="0"/>
+              </w:rPr>
+              <w:t xml:space="preserve">Definizione e funzionamento base del modello RSA;</w:t>
+            </w:r>
+          </w:p>
+          <w:p>
+            <w:pPr>
+              <w:rPr/>
+            </w:pPr>
+            <w:r>
+              <w:rPr>
+                <w:rtl w:val="0"/>
+              </w:rPr>
+            </w:r>
+          </w:p>
+          <w:p>
+            <w:pPr>
+              <w:rPr/>
+            </w:pPr>
+            <w:r>
+              <w:rPr>
+                <w:rtl w:val="0"/>
+              </w:rPr>
+              <w:t xml:space="preserve">Firma e certificato digitale;</w:t>
+            </w:r>
+          </w:p>
+        </w:tc>
+      </w:tr>
+      <w:tr>
+        <w:trPr>
+          <w:cantSplit w:val="0"/>
+          <w:tblHeader w:val="0"/>
+        </w:trPr>
+        <w:tc>
+          <w:tcPr>
+            <w:shd w:fill="auto" w:val="clear"/>
+            <w:tcMar>
+              <w:top w:w="100.0" w:type="dxa"/>
+              <w:left w:w="100.0" w:type="dxa"/>
+              <w:bottom w:w="100.0" w:type="dxa"/>
+              <w:right w:w="100.0" w:type="dxa"/>
+            </w:tcMar>
+            <w:vAlign w:val="top"/>
+          </w:tcPr>
+          <w:p>
+            <w:pPr>
+              <w:widowControl w:val="0"/>
+              <w:spacing w:line="240" w:lineRule="auto"/>
+              <w:rPr/>
+            </w:pPr>
+            <w:r>
+              <w:rPr>
+                <w:rtl w:val="0"/>
+              </w:rPr>
+              <w:t xml:space="preserve">Capacità di risoluzione di problemi o raggiungimento di determinati scopi, tramite la progettazione e implementazione di algoritmi utilizzando un software per la programmazione in uno specifico linguaggio.</w:t>
+            </w:r>
+          </w:p>
+        </w:tc>
+        <w:tc>
+          <w:tcPr>
+            <w:shd w:fill="auto" w:val="clear"/>
+            <w:tcMar>
+              <w:top w:w="100.0" w:type="dxa"/>
+              <w:left w:w="100.0" w:type="dxa"/>
+              <w:bottom w:w="100.0" w:type="dxa"/>
+              <w:right w:w="100.0" w:type="dxa"/>
+            </w:tcMar>
+            <w:vAlign w:val="top"/>
+          </w:tcPr>
+          <w:p>
+            <w:pPr>
+              <w:widowControl w:val="0"/>
+              <w:spacing w:line="240" w:lineRule="auto"/>
+              <w:rPr/>
+            </w:pPr>
+            <w:r>
+              <w:rPr>
+                <w:rtl w:val="0"/>
+              </w:rPr>
+              <w:t xml:space="preserve">Progettare e realizzare semplici algoritmi per l’implementazione di programmi in un linguaggio di programmazione;</w:t>
+            </w:r>
+          </w:p>
+          <w:p>
+            <w:pPr>
+              <w:widowControl w:val="0"/>
+              <w:spacing w:line="240" w:lineRule="auto"/>
+              <w:rPr/>
+            </w:pPr>
+            <w:r>
+              <w:rPr>
+                <w:rtl w:val="0"/>
+              </w:rPr>
+            </w:r>
+          </w:p>
+          <w:p>
+            <w:pPr>
+              <w:widowControl w:val="0"/>
+              <w:spacing w:line="240" w:lineRule="auto"/>
+              <w:rPr/>
+            </w:pPr>
+            <w:r>
+              <w:rPr>
+                <w:rtl w:val="0"/>
+              </w:rPr>
+              <w:t xml:space="preserve">Utilizzare un software specifico per la programmazione semplice e complessa in un linguaggio di programmazione data una determinata specifica.</w:t>
+            </w:r>
+          </w:p>
+        </w:tc>
+        <w:tc>
+          <w:tcPr>
+            <w:shd w:fill="auto" w:val="clear"/>
+            <w:tcMar>
+              <w:top w:w="100.0" w:type="dxa"/>
+              <w:left w:w="100.0" w:type="dxa"/>
+              <w:bottom w:w="100.0" w:type="dxa"/>
+              <w:right w:w="100.0" w:type="dxa"/>
+            </w:tcMar>
+            <w:vAlign w:val="top"/>
+          </w:tcPr>
+          <w:p>
+            <w:pPr>
+              <w:widowControl w:val="0"/>
+              <w:spacing w:line="240" w:lineRule="auto"/>
+              <w:rPr/>
+            </w:pPr>
+            <w:r>
+              <w:rPr>
+                <w:rtl w:val="0"/>
+              </w:rPr>
+              <w:t xml:space="preserve">Definizione, caratteristiche, storia e tipologie dei linguaggi di programmazione;</w:t>
+            </w:r>
+          </w:p>
+          <w:p>
+            <w:pPr>
+              <w:widowControl w:val="0"/>
+              <w:spacing w:line="240" w:lineRule="auto"/>
+              <w:rPr/>
+            </w:pPr>
+            <w:r>
+              <w:rPr>
+                <w:rtl w:val="0"/>
+              </w:rPr>
+            </w:r>
+          </w:p>
+          <w:p>
+            <w:pPr>
+              <w:widowControl w:val="0"/>
+              <w:spacing w:line="240" w:lineRule="auto"/>
+              <w:rPr/>
+            </w:pPr>
+            <w:r>
+              <w:rPr>
+                <w:rtl w:val="0"/>
+              </w:rPr>
+              <w:t xml:space="preserve">Sintassi principale di un linguaggio di programmazione;</w:t>
+            </w:r>
+          </w:p>
+          <w:p>
+            <w:pPr>
+              <w:widowControl w:val="0"/>
+              <w:spacing w:line="240" w:lineRule="auto"/>
+              <w:rPr/>
+            </w:pPr>
+            <w:r>
+              <w:rPr>
+                <w:rtl w:val="0"/>
+              </w:rPr>
+            </w:r>
+          </w:p>
+          <w:p>
+            <w:pPr>
+              <w:widowControl w:val="0"/>
+              <w:spacing w:line="240" w:lineRule="auto"/>
+              <w:rPr/>
+            </w:pPr>
+            <w:r>
+              <w:rPr>
+                <w:rtl w:val="0"/>
+              </w:rPr>
+              <w:t xml:space="preserve">Semantica dei principali comandi base di un linguaggio di programmazione;</w:t>
+            </w:r>
+          </w:p>
+          <w:p>
+            <w:pPr>
+              <w:widowControl w:val="0"/>
+              <w:spacing w:line="240" w:lineRule="auto"/>
+              <w:rPr/>
+            </w:pPr>
+            <w:r>
+              <w:rPr>
+                <w:rtl w:val="0"/>
+              </w:rPr>
+            </w:r>
+          </w:p>
+          <w:p>
+            <w:pPr>
+              <w:widowControl w:val="0"/>
+              <w:spacing w:line="240" w:lineRule="auto"/>
+              <w:rPr/>
+            </w:pPr>
+            <w:r>
+              <w:rPr>
+                <w:rtl w:val="0"/>
+              </w:rPr>
+              <w:t xml:space="preserve">Interfaccia grafica di un software IDE per la realizzazione di programmi in un linguaggio di programmazione;</w:t>
+            </w:r>
+          </w:p>
+          <w:p>
+            <w:pPr>
+              <w:widowControl w:val="0"/>
+              <w:spacing w:line="240" w:lineRule="auto"/>
+              <w:rPr/>
+            </w:pPr>
+            <w:r>
+              <w:rPr>
+                <w:rtl w:val="0"/>
+              </w:rPr>
+            </w:r>
+          </w:p>
+          <w:p>
+            <w:pPr>
+              <w:widowControl w:val="0"/>
+              <w:spacing w:line="240" w:lineRule="auto"/>
+              <w:rPr/>
+            </w:pPr>
+            <w:r>
+              <w:rPr>
+                <w:rtl w:val="0"/>
+              </w:rPr>
+              <w:t xml:space="preserve">Comandi base e best practices di un software IDE per la realizzazione di programmi in un linguaggio di programmazione;</w:t>
+            </w:r>
+          </w:p>
+        </w:tc>
+      </w:tr>
+      <w:tr>
+        <w:trPr>
+          <w:cantSplit w:val="0"/>
+          <w:tblHeader w:val="0"/>
+        </w:trPr>
+        <w:tc>
+          <w:tcPr>
+            <w:shd w:fill="auto" w:val="clear"/>
+            <w:tcMar>
+              <w:top w:w="100.0" w:type="dxa"/>
+              <w:left w:w="100.0" w:type="dxa"/>
+              <w:bottom w:w="100.0" w:type="dxa"/>
+              <w:right w:w="100.0" w:type="dxa"/>
+            </w:tcMar>
+            <w:vAlign w:val="top"/>
+          </w:tcPr>
+          <w:p>
+            <w:pPr>
+              <w:rPr/>
+            </w:pPr>
+            <w:r>
+              <w:rPr>
+                <w:rtl w:val="0"/>
+              </w:rPr>
+              <w:t xml:space="preserve">Capacità di progettazione, implementazione e pubblicazione di un sito web statico realizzato tramite linguaggio HTML, CSS ed elementi base javascript;</w:t>
+            </w:r>
+          </w:p>
+          <w:p>
+            <w:pPr>
+              <w:rPr/>
+            </w:pPr>
+            <w:r>
+              <w:rPr>
+                <w:rtl w:val="0"/>
+              </w:rPr>
+            </w:r>
+          </w:p>
+          <w:p>
+            <w:pPr>
+              <w:rPr/>
+            </w:pPr>
+            <w:r>
+              <w:rPr>
+                <w:rtl w:val="0"/>
+              </w:rPr>
+              <w:t xml:space="preserve">Capacità di ricerca in rete di soluzioni per raggiungere un determinato scopo o risolvere uno specifico problema.</w:t>
+            </w:r>
+          </w:p>
+        </w:tc>
+        <w:tc>
+          <w:tcPr>
+            <w:shd w:fill="auto" w:val="clear"/>
+            <w:tcMar>
+              <w:top w:w="100.0" w:type="dxa"/>
+              <w:left w:w="100.0" w:type="dxa"/>
+              <w:bottom w:w="100.0" w:type="dxa"/>
+              <w:right w:w="100.0" w:type="dxa"/>
+            </w:tcMar>
+            <w:vAlign w:val="top"/>
+          </w:tcPr>
+          <w:p>
+            <w:pPr>
+              <w:rPr/>
+            </w:pPr>
+            <w:r>
+              <w:rPr>
+                <w:rtl w:val="0"/>
+              </w:rPr>
+              <w:t xml:space="preserve">Data una certa specifica saper organizzare le informazioni necessarie sotto forma di una o più pagine web statiche;</w:t>
+            </w:r>
+          </w:p>
+          <w:p>
+            <w:pPr>
+              <w:rPr/>
+            </w:pPr>
+            <w:r>
+              <w:rPr>
+                <w:rtl w:val="0"/>
+              </w:rPr>
+            </w:r>
+          </w:p>
+          <w:p>
+            <w:pPr>
+              <w:rPr/>
+            </w:pPr>
+            <w:r>
+              <w:rPr>
+                <w:rtl w:val="0"/>
+              </w:rPr>
+              <w:t xml:space="preserve">Saper realizzare semplici pagine web statiche utilizzando i linguaggi HTML e CSS;</w:t>
+            </w:r>
+          </w:p>
+          <w:p>
+            <w:pPr>
+              <w:rPr/>
+            </w:pPr>
+            <w:r>
+              <w:rPr>
+                <w:rtl w:val="0"/>
+              </w:rPr>
+            </w:r>
+          </w:p>
+          <w:p>
+            <w:pPr>
+              <w:rPr/>
+            </w:pPr>
+            <w:r>
+              <w:rPr>
+                <w:rtl w:val="0"/>
+              </w:rPr>
+              <w:t xml:space="preserve">Saper creare semplici script javascript per la gestione di elementi web lato client;</w:t>
+            </w:r>
+          </w:p>
+          <w:p>
+            <w:pPr>
+              <w:rPr/>
+            </w:pPr>
+            <w:r>
+              <w:rPr>
+                <w:rtl w:val="0"/>
+              </w:rPr>
+            </w:r>
+          </w:p>
+          <w:p>
+            <w:pPr>
+              <w:rPr/>
+            </w:pPr>
+            <w:r>
+              <w:rPr>
+                <w:rtl w:val="0"/>
+              </w:rPr>
+              <w:t xml:space="preserve">Saper inserire in pagine web statiche elementi che si appoggiano su framework javascript.</w:t>
+            </w:r>
+          </w:p>
+          <w:p>
+            <w:pPr>
+              <w:rPr/>
+            </w:pPr>
+            <w:r>
+              <w:rPr>
+                <w:rtl w:val="0"/>
+              </w:rPr>
+            </w:r>
+          </w:p>
+          <w:p>
+            <w:pPr>
+              <w:rPr/>
+            </w:pPr>
+            <w:r>
+              <w:rPr>
+                <w:rtl w:val="0"/>
+              </w:rPr>
+            </w:r>
+          </w:p>
+        </w:tc>
+        <w:tc>
+          <w:tcPr>
+            <w:shd w:fill="auto" w:val="clear"/>
+            <w:tcMar>
+              <w:top w:w="100.0" w:type="dxa"/>
+              <w:left w:w="100.0" w:type="dxa"/>
+              <w:bottom w:w="100.0" w:type="dxa"/>
+              <w:right w:w="100.0" w:type="dxa"/>
+            </w:tcMar>
+            <w:vAlign w:val="top"/>
+          </w:tcPr>
+          <w:p>
+            <w:pPr>
+              <w:rPr/>
+            </w:pPr>
+            <w:r>
+              <w:rPr>
+                <w:rtl w:val="0"/>
+              </w:rPr>
+              <w:t xml:space="preserve">Definizione di pagina web statica e dinamica;</w:t>
+            </w:r>
+          </w:p>
+          <w:p>
+            <w:pPr>
+              <w:rPr/>
+            </w:pPr>
+            <w:r>
+              <w:rPr>
+                <w:rtl w:val="0"/>
+              </w:rPr>
+            </w:r>
+          </w:p>
+          <w:p>
+            <w:pPr>
+              <w:rPr/>
+            </w:pPr>
+            <w:r>
+              <w:rPr>
+                <w:rtl w:val="0"/>
+              </w:rPr>
+              <w:t xml:space="preserve">Sintassi e semantica dei principali tag del linguaggio HTML;</w:t>
+            </w:r>
+          </w:p>
+          <w:p>
+            <w:pPr>
+              <w:rPr/>
+            </w:pPr>
+            <w:r>
+              <w:rPr>
+                <w:rtl w:val="0"/>
+              </w:rPr>
+            </w:r>
+          </w:p>
+          <w:p>
+            <w:pPr>
+              <w:rPr/>
+            </w:pPr>
+            <w:r>
+              <w:rPr>
+                <w:rtl w:val="0"/>
+              </w:rPr>
+              <w:t xml:space="preserve">Struttura di una pagina web tramite riferimenti relativi e riferimenti assoluti;</w:t>
+            </w:r>
+          </w:p>
+          <w:p>
+            <w:pPr>
+              <w:rPr/>
+            </w:pPr>
+            <w:r>
+              <w:rPr>
+                <w:rtl w:val="0"/>
+              </w:rPr>
+            </w:r>
+          </w:p>
+          <w:p>
+            <w:pPr>
+              <w:rPr/>
+            </w:pPr>
+            <w:r>
+              <w:rPr>
+                <w:rtl w:val="0"/>
+              </w:rPr>
+              <w:t xml:space="preserve">Sintassi e semantica dei principali selettori del linguaggio CSS;</w:t>
+            </w:r>
+          </w:p>
+          <w:p>
+            <w:pPr>
+              <w:rPr/>
+            </w:pPr>
+            <w:r>
+              <w:rPr>
+                <w:rtl w:val="0"/>
+              </w:rPr>
+            </w:r>
+          </w:p>
+          <w:p>
+            <w:pPr>
+              <w:rPr/>
+            </w:pPr>
+            <w:r>
+              <w:rPr>
+                <w:rtl w:val="0"/>
+              </w:rPr>
+              <w:t xml:space="preserve">Selettori esterni, interni e in linea;</w:t>
+            </w:r>
+          </w:p>
+          <w:p>
+            <w:pPr>
+              <w:rPr/>
+            </w:pPr>
+            <w:r>
+              <w:rPr>
+                <w:rtl w:val="0"/>
+              </w:rPr>
+            </w:r>
+          </w:p>
+          <w:p>
+            <w:pPr>
+              <w:rPr/>
+            </w:pPr>
+            <w:r>
+              <w:rPr>
+                <w:rtl w:val="0"/>
+              </w:rPr>
+              <w:t xml:space="preserve">Differenza tra programmazione lato client e lato server;</w:t>
+            </w:r>
+          </w:p>
+          <w:p>
+            <w:pPr>
+              <w:rPr/>
+            </w:pPr>
+            <w:r>
+              <w:rPr>
+                <w:rtl w:val="0"/>
+              </w:rPr>
+            </w:r>
+          </w:p>
+          <w:p>
+            <w:pPr>
+              <w:rPr/>
+            </w:pPr>
+            <w:r>
+              <w:rPr>
+                <w:rtl w:val="0"/>
+              </w:rPr>
+              <w:t xml:space="preserve">Sintassi e semantica di elementi base javascript;</w:t>
+            </w:r>
+          </w:p>
+          <w:p>
+            <w:pPr>
+              <w:rPr/>
+            </w:pPr>
+            <w:r>
+              <w:rPr>
+                <w:rtl w:val="0"/>
+              </w:rPr>
+            </w:r>
+          </w:p>
+          <w:p>
+            <w:pPr>
+              <w:rPr/>
+            </w:pPr>
+            <w:r>
+              <w:rPr>
+                <w:rtl w:val="0"/>
+              </w:rPr>
+              <w:t xml:space="preserve">Framework lato client più utilizzati;</w:t>
+            </w:r>
+          </w:p>
+          <w:p>
+            <w:pPr>
+              <w:rPr/>
+            </w:pPr>
+            <w:r>
+              <w:rPr>
+                <w:rtl w:val="0"/>
+              </w:rPr>
+            </w:r>
+          </w:p>
+          <w:p>
+            <w:pPr>
+              <w:widowControl w:val="0"/>
+              <w:spacing w:line="240" w:lineRule="auto"/>
+              <w:rPr/>
+            </w:pPr>
+            <w:r>
+              <w:rPr>
+                <w:rtl w:val="0"/>
+              </w:rPr>
+              <w:t xml:space="preserve">Interfaccia grafica di un software IDE per la realizzazione di pagine web statiche;</w:t>
+            </w:r>
+          </w:p>
+          <w:p>
+            <w:pPr>
+              <w:widowControl w:val="0"/>
+              <w:spacing w:line="240" w:lineRule="auto"/>
+              <w:rPr/>
+            </w:pPr>
+            <w:r>
+              <w:rPr>
+                <w:rtl w:val="0"/>
+              </w:rPr>
+            </w:r>
+          </w:p>
+          <w:p>
+            <w:pPr>
+              <w:widowControl w:val="0"/>
+              <w:spacing w:line="240" w:lineRule="auto"/>
+              <w:rPr/>
+            </w:pPr>
+            <w:r>
+              <w:rPr>
+                <w:rtl w:val="0"/>
+              </w:rPr>
+              <w:t xml:space="preserve">Comandi base e best practices di un software IDE per la realizzazione di pagine web statiche.</w:t>
+            </w:r>
+          </w:p>
+        </w:tc>
+      </w:tr>
+    </w:tbl>
+    <w:p>
+      <w:pPr>
+        <w:rPr/>
+      </w:pPr>
+      <w:r>
+        <w:br w:type="page"/>
+      </w:r>
+      <w:r>
+        <w:rPr>
+          <w:rtl w:val="0"/>
+        </w:rPr>
+      </w:r>
+    </w:p>
+    <w:p>
+      <w:pPr>
+        <w:rPr/>
+      </w:pPr>
+      <w:r>
+        <w:rPr>
+          <w:b w:val="1"/>
+          <w:bCs w:val="1"/>
+          <w:rtl w:val="0"/>
+        </w:rPr>
+        <w:t xml:space="preserve">QUARTO ANNO</w:t>
+      </w:r>
+      <w:r>
+        <w:rPr>
+          <w:rtl w:val="0"/>
+        </w:rPr>
+      </w:r>
+    </w:p>
+    <w:p>
+      <w:pPr>
+        <w:rPr/>
+      </w:pPr>
+      <w:r>
+        <w:rPr>
+          <w:rtl w:val="0"/>
+        </w:rPr>
+      </w:r>
+    </w:p>
+    <w:tbl>
+      <w:tblPr>
+        <w:tblStyle w:val="Table8"/>
+        <w:tblW w:w="10777.0" w:type="dxa"/>
+        <w:jc w:val="left"/>
+        <w:tblBorders>
+          <w:top w:color="000000" w:space="0" w:sz="8" w:val="single"/>
+          <w:left w:color="000000" w:space="0" w:sz="8" w:val="single"/>
+          <w:bottom w:color="000000" w:space="0" w:sz="8" w:val="single"/>
+          <w:right w:color="000000" w:space="0" w:sz="8" w:val="single"/>
+          <w:insideH w:color="000000" w:space="0" w:sz="8" w:val="single"/>
+          <w:insideV w:color="000000" w:space="0" w:sz="8" w:val="single"/>
+        </w:tblBorders>
+        <w:tblLayout w:type="fixed"/>
+        <w:tblLook w:val="0600"/>
+      </w:tblPr>
+      <w:tblGrid>
+        <w:gridCol w:w="3592.3333333333335"/>
+        <w:gridCol w:w="3592.3333333333335"/>
+        <w:gridCol w:w="3592.3333333333335"/>
+        <w:tblGridChange w:id="0">
+          <w:tblGrid>
+            <w:gridCol w:w="3592.3333333333335"/>
+            <w:gridCol w:w="3592.3333333333335"/>
+            <w:gridCol w:w="3592.3333333333335"/>
+          </w:tblGrid>
+        </w:tblGridChange>
+      </w:tblGrid>
+      <w:tr>
+        <w:trPr>
+          <w:cantSplit w:val="0"/>
+          <w:tblHeader w:val="0"/>
+        </w:trPr>
+        <w:tc>
+          <w:tcPr>
+            <w:shd w:fill="auto" w:val="clear"/>
+            <w:tcMar>
+              <w:top w:w="100.0" w:type="dxa"/>
+              <w:left w:w="100.0" w:type="dxa"/>
+              <w:bottom w:w="100.0" w:type="dxa"/>
+              <w:right w:w="100.0" w:type="dxa"/>
+            </w:tcMar>
+            <w:vAlign w:val="top"/>
+          </w:tcPr>
+          <w:p>
+            <w:pPr>
+              <w:widowControl w:val="0"/>
+              <w:spacing w:line="240" w:lineRule="auto"/>
+              <w:rPr>
+                <w:b w:val="1"/>
+                <w:bCs w:val="1"/>
+              </w:rPr>
+            </w:pPr>
+            <w:r>
+              <w:rPr>
+                <w:b w:val="1"/>
+                <w:bCs w:val="1"/>
+                <w:rtl w:val="0"/>
+              </w:rPr>
+              <w:t xml:space="preserve">COMPETENZE</w:t>
+            </w:r>
+          </w:p>
+        </w:tc>
+        <w:tc>
+          <w:tcPr>
+            <w:shd w:fill="auto" w:val="clear"/>
+            <w:tcMar>
+              <w:top w:w="100.0" w:type="dxa"/>
+              <w:left w:w="100.0" w:type="dxa"/>
+              <w:bottom w:w="100.0" w:type="dxa"/>
+              <w:right w:w="100.0" w:type="dxa"/>
+            </w:tcMar>
+            <w:vAlign w:val="top"/>
+          </w:tcPr>
+          <w:p>
+            <w:pPr>
+              <w:rPr>
+                <w:b w:val="1"/>
+                <w:bCs w:val="1"/>
+              </w:rPr>
+            </w:pPr>
+            <w:r>
+              <w:rPr>
+                <w:b w:val="1"/>
+                <w:bCs w:val="1"/>
+                <w:rtl w:val="0"/>
+              </w:rPr>
+              <w:t xml:space="preserve">ABILITÀ</w:t>
+            </w:r>
+          </w:p>
+        </w:tc>
+        <w:tc>
+          <w:tcPr>
+            <w:shd w:fill="auto" w:val="clear"/>
+            <w:tcMar>
+              <w:top w:w="100.0" w:type="dxa"/>
+              <w:left w:w="100.0" w:type="dxa"/>
+              <w:bottom w:w="100.0" w:type="dxa"/>
+              <w:right w:w="100.0" w:type="dxa"/>
+            </w:tcMar>
+            <w:vAlign w:val="top"/>
+          </w:tcPr>
+          <w:p>
+            <w:pPr>
+              <w:rPr>
+                <w:b w:val="1"/>
+                <w:bCs w:val="1"/>
+              </w:rPr>
+            </w:pPr>
+            <w:r>
+              <w:rPr>
+                <w:b w:val="1"/>
+                <w:bCs w:val="1"/>
+                <w:rtl w:val="0"/>
+              </w:rPr>
+              <w:t xml:space="preserve">CONOSCENZE</w:t>
+            </w:r>
+          </w:p>
+        </w:tc>
+      </w:tr>
+      <w:tr>
+        <w:trPr>
+          <w:cantSplit w:val="0"/>
+          <w:tblHeader w:val="0"/>
+        </w:trPr>
+        <w:tc>
+          <w:tcPr>
+            <w:shd w:fill="auto" w:val="clear"/>
+            <w:tcMar>
+              <w:top w:w="100.0" w:type="dxa"/>
+              <w:left w:w="100.0" w:type="dxa"/>
+              <w:bottom w:w="100.0" w:type="dxa"/>
+              <w:right w:w="100.0" w:type="dxa"/>
+            </w:tcMar>
+            <w:vAlign w:val="top"/>
+          </w:tcPr>
+          <w:p>
+            <w:pPr>
+              <w:widowControl w:val="0"/>
+              <w:spacing w:line="240" w:lineRule="auto"/>
+              <w:rPr/>
+            </w:pPr>
+            <w:r>
+              <w:rPr>
+                <w:rtl w:val="0"/>
+              </w:rPr>
+              <w:t xml:space="preserve">Capacità di astrazione e modellazione di un contesto reale in un modello concettuale;</w:t>
+            </w:r>
+          </w:p>
+          <w:p>
+            <w:pPr>
+              <w:widowControl w:val="0"/>
+              <w:spacing w:line="240" w:lineRule="auto"/>
+              <w:rPr/>
+            </w:pPr>
+            <w:r>
+              <w:rPr>
+                <w:rtl w:val="0"/>
+              </w:rPr>
+            </w:r>
+          </w:p>
+          <w:p>
+            <w:pPr>
+              <w:widowControl w:val="0"/>
+              <w:spacing w:line="240" w:lineRule="auto"/>
+              <w:rPr/>
+            </w:pPr>
+            <w:r>
+              <w:rPr>
+                <w:rtl w:val="0"/>
+              </w:rPr>
+              <w:t xml:space="preserve">Utilizzare autonomamente software DBMS per la realizzazione e manutenzione di un database.</w:t>
+            </w:r>
+          </w:p>
+        </w:tc>
+        <w:tc>
+          <w:tcPr>
+            <w:shd w:fill="auto" w:val="clear"/>
+            <w:tcMar>
+              <w:top w:w="100.0" w:type="dxa"/>
+              <w:left w:w="100.0" w:type="dxa"/>
+              <w:bottom w:w="100.0" w:type="dxa"/>
+              <w:right w:w="100.0" w:type="dxa"/>
+            </w:tcMar>
+            <w:vAlign w:val="top"/>
+          </w:tcPr>
+          <w:p>
+            <w:pPr>
+              <w:widowControl w:val="0"/>
+              <w:spacing w:line="240" w:lineRule="auto"/>
+              <w:rPr/>
+            </w:pPr>
+            <w:r>
+              <w:rPr>
+                <w:rtl w:val="0"/>
+              </w:rPr>
+              <w:t xml:space="preserve">Saper realizzare un Entity-Relationship model fornite delle specifiche sotto forma di testo semplice;</w:t>
+            </w:r>
+          </w:p>
+          <w:p>
+            <w:pPr>
+              <w:widowControl w:val="0"/>
+              <w:spacing w:line="240" w:lineRule="auto"/>
+              <w:rPr/>
+            </w:pPr>
+            <w:r>
+              <w:rPr>
+                <w:rtl w:val="0"/>
+              </w:rPr>
+            </w:r>
+          </w:p>
+          <w:p>
+            <w:pPr>
+              <w:widowControl w:val="0"/>
+              <w:spacing w:line="240" w:lineRule="auto"/>
+              <w:rPr/>
+            </w:pPr>
+            <w:r>
+              <w:rPr>
+                <w:rtl w:val="0"/>
+              </w:rPr>
+              <w:t xml:space="preserve">Dato uno schema concettuale, abilità di conversione nel rispettivo schema logico;</w:t>
+            </w:r>
+          </w:p>
+          <w:p>
+            <w:pPr>
+              <w:widowControl w:val="0"/>
+              <w:spacing w:line="240" w:lineRule="auto"/>
+              <w:rPr/>
+            </w:pPr>
+            <w:r>
+              <w:rPr>
+                <w:rtl w:val="0"/>
+              </w:rPr>
+            </w:r>
+          </w:p>
+          <w:p>
+            <w:pPr>
+              <w:widowControl w:val="0"/>
+              <w:spacing w:line="240" w:lineRule="auto"/>
+              <w:rPr/>
+            </w:pPr>
+            <w:r>
+              <w:rPr>
+                <w:rtl w:val="0"/>
+              </w:rPr>
+              <w:t xml:space="preserve">Saper utilizzare un DBMS per la creazione, modifica ed eliminazione di un database.</w:t>
+            </w:r>
+          </w:p>
+        </w:tc>
+        <w:tc>
+          <w:tcPr>
+            <w:shd w:fill="auto" w:val="clear"/>
+            <w:tcMar>
+              <w:top w:w="100.0" w:type="dxa"/>
+              <w:left w:w="100.0" w:type="dxa"/>
+              <w:bottom w:w="100.0" w:type="dxa"/>
+              <w:right w:w="100.0" w:type="dxa"/>
+            </w:tcMar>
+            <w:vAlign w:val="top"/>
+          </w:tcPr>
+          <w:p>
+            <w:pPr>
+              <w:widowControl w:val="0"/>
+              <w:spacing w:line="240" w:lineRule="auto"/>
+              <w:rPr/>
+            </w:pPr>
+            <w:r>
+              <w:rPr>
+                <w:rtl w:val="0"/>
+              </w:rPr>
+              <w:t xml:space="preserve">Definizione di database;</w:t>
+            </w:r>
+          </w:p>
+          <w:p>
+            <w:pPr>
+              <w:widowControl w:val="0"/>
+              <w:spacing w:line="240" w:lineRule="auto"/>
+              <w:rPr/>
+            </w:pPr>
+            <w:r>
+              <w:rPr>
+                <w:rtl w:val="0"/>
+              </w:rPr>
+            </w:r>
+          </w:p>
+          <w:p>
+            <w:pPr>
+              <w:widowControl w:val="0"/>
+              <w:spacing w:line="240" w:lineRule="auto"/>
+              <w:rPr/>
+            </w:pPr>
+            <w:r>
+              <w:rPr>
+                <w:rtl w:val="0"/>
+              </w:rPr>
+              <w:t xml:space="preserve">Elementi principali dell’ Entity-Relationship model per la creazione di schemi concettuali;</w:t>
+            </w:r>
+          </w:p>
+          <w:p>
+            <w:pPr>
+              <w:widowControl w:val="0"/>
+              <w:spacing w:line="240" w:lineRule="auto"/>
+              <w:rPr/>
+            </w:pPr>
+            <w:r>
+              <w:rPr>
+                <w:rtl w:val="0"/>
+              </w:rPr>
+            </w:r>
+          </w:p>
+          <w:p>
+            <w:pPr>
+              <w:widowControl w:val="0"/>
+              <w:spacing w:line="240" w:lineRule="auto"/>
+              <w:rPr/>
+            </w:pPr>
+            <w:r>
+              <w:rPr>
+                <w:rtl w:val="0"/>
+              </w:rPr>
+              <w:t xml:space="preserve">Procedure base di conversione dal modello ER allo schema logico corrispondente;</w:t>
+            </w:r>
+          </w:p>
+          <w:p>
+            <w:pPr>
+              <w:widowControl w:val="0"/>
+              <w:spacing w:line="240" w:lineRule="auto"/>
+              <w:rPr/>
+            </w:pPr>
+            <w:r>
+              <w:rPr>
+                <w:rtl w:val="0"/>
+              </w:rPr>
+            </w:r>
+          </w:p>
+          <w:p>
+            <w:pPr>
+              <w:widowControl w:val="0"/>
+              <w:spacing w:line="240" w:lineRule="auto"/>
+              <w:rPr/>
+            </w:pPr>
+            <w:r>
+              <w:rPr>
+                <w:rtl w:val="0"/>
+              </w:rPr>
+              <w:t xml:space="preserve">Interfaccia di un software DBMS per la gestione di una base dati;</w:t>
+            </w:r>
+          </w:p>
+          <w:p>
+            <w:pPr>
+              <w:widowControl w:val="0"/>
+              <w:spacing w:line="240" w:lineRule="auto"/>
+              <w:rPr/>
+            </w:pPr>
+            <w:r>
+              <w:rPr>
+                <w:rtl w:val="0"/>
+              </w:rPr>
+            </w:r>
+          </w:p>
+          <w:p>
+            <w:pPr>
+              <w:widowControl w:val="0"/>
+              <w:spacing w:line="240" w:lineRule="auto"/>
+              <w:rPr/>
+            </w:pPr>
+            <w:r>
+              <w:rPr>
+                <w:rtl w:val="0"/>
+              </w:rPr>
+              <w:t xml:space="preserve">Strumenti principali di un software DBMS per la gestione di un database.</w:t>
+            </w:r>
+          </w:p>
+        </w:tc>
+      </w:tr>
+      <w:tr>
+        <w:trPr>
+          <w:cantSplit w:val="0"/>
+          <w:tblHeader w:val="0"/>
+        </w:trPr>
+        <w:tc>
+          <w:tcPr>
+            <w:shd w:fill="auto" w:val="clear"/>
+            <w:tcMar>
+              <w:top w:w="100.0" w:type="dxa"/>
+              <w:left w:w="100.0" w:type="dxa"/>
+              <w:bottom w:w="100.0" w:type="dxa"/>
+              <w:right w:w="100.0" w:type="dxa"/>
+            </w:tcMar>
+            <w:vAlign w:val="top"/>
+          </w:tcPr>
+          <w:p>
+            <w:pPr>
+              <w:widowControl w:val="0"/>
+              <w:spacing w:line="240" w:lineRule="auto"/>
+              <w:rPr/>
+            </w:pPr>
+            <w:r>
+              <w:rPr>
+                <w:rtl w:val="0"/>
+              </w:rPr>
+              <w:t xml:space="preserve">Capacità di interrogazione di un database tramite SQL per effettuare semplici operazioni CRUD.</w:t>
+            </w:r>
+          </w:p>
+        </w:tc>
+        <w:tc>
+          <w:tcPr>
+            <w:shd w:fill="auto" w:val="clear"/>
+            <w:tcMar>
+              <w:top w:w="100.0" w:type="dxa"/>
+              <w:left w:w="100.0" w:type="dxa"/>
+              <w:bottom w:w="100.0" w:type="dxa"/>
+              <w:right w:w="100.0" w:type="dxa"/>
+            </w:tcMar>
+            <w:vAlign w:val="top"/>
+          </w:tcPr>
+          <w:p>
+            <w:pPr>
+              <w:widowControl w:val="0"/>
+              <w:spacing w:line="240" w:lineRule="auto"/>
+              <w:rPr/>
+            </w:pPr>
+            <w:r>
+              <w:rPr>
+                <w:rtl w:val="0"/>
+              </w:rPr>
+              <w:t xml:space="preserve">Saper realizzare semplici interrogazioni SQL per il raggiungimento di un dato scopo;</w:t>
+            </w:r>
+          </w:p>
+          <w:p>
+            <w:pPr>
+              <w:widowControl w:val="0"/>
+              <w:spacing w:line="240" w:lineRule="auto"/>
+              <w:rPr/>
+            </w:pPr>
+            <w:r>
+              <w:rPr>
+                <w:rtl w:val="0"/>
+              </w:rPr>
+            </w:r>
+          </w:p>
+          <w:p>
+            <w:pPr>
+              <w:widowControl w:val="0"/>
+              <w:spacing w:line="240" w:lineRule="auto"/>
+              <w:rPr/>
+            </w:pPr>
+            <w:r>
+              <w:rPr>
+                <w:rtl w:val="0"/>
+              </w:rPr>
+              <w:t xml:space="preserve">Saper realizzare interrogazioni SQL annidate per il raggiungimento di un dato scopo.</w:t>
+            </w:r>
+          </w:p>
+        </w:tc>
+        <w:tc>
+          <w:tcPr>
+            <w:shd w:fill="auto" w:val="clear"/>
+            <w:tcMar>
+              <w:top w:w="100.0" w:type="dxa"/>
+              <w:left w:w="100.0" w:type="dxa"/>
+              <w:bottom w:w="100.0" w:type="dxa"/>
+              <w:right w:w="100.0" w:type="dxa"/>
+            </w:tcMar>
+            <w:vAlign w:val="top"/>
+          </w:tcPr>
+          <w:p>
+            <w:pPr>
+              <w:widowControl w:val="0"/>
+              <w:spacing w:line="240" w:lineRule="auto"/>
+              <w:rPr/>
+            </w:pPr>
+            <w:r>
+              <w:rPr>
+                <w:rtl w:val="0"/>
+              </w:rPr>
+              <w:t xml:space="preserve">Sintassi principale dello Structured Query Language;</w:t>
+            </w:r>
+          </w:p>
+          <w:p>
+            <w:pPr>
+              <w:widowControl w:val="0"/>
+              <w:spacing w:line="240" w:lineRule="auto"/>
+              <w:rPr/>
+            </w:pPr>
+            <w:r>
+              <w:rPr>
+                <w:rtl w:val="0"/>
+              </w:rPr>
+            </w:r>
+          </w:p>
+          <w:p>
+            <w:pPr>
+              <w:widowControl w:val="0"/>
+              <w:spacing w:line="240" w:lineRule="auto"/>
+              <w:rPr/>
+            </w:pPr>
+            <w:r>
+              <w:rPr>
+                <w:rtl w:val="0"/>
+              </w:rPr>
+              <w:t xml:space="preserve">Semantica delle principali operazioni di CRUD tramite SQL;</w:t>
+            </w:r>
+          </w:p>
+          <w:p>
+            <w:pPr>
+              <w:widowControl w:val="0"/>
+              <w:spacing w:line="240" w:lineRule="auto"/>
+              <w:rPr/>
+            </w:pPr>
+            <w:r>
+              <w:rPr>
+                <w:rtl w:val="0"/>
+              </w:rPr>
+            </w:r>
+          </w:p>
+          <w:p>
+            <w:pPr>
+              <w:widowControl w:val="0"/>
+              <w:spacing w:line="240" w:lineRule="auto"/>
+              <w:rPr/>
+            </w:pPr>
+            <w:r>
+              <w:rPr>
+                <w:rtl w:val="0"/>
+              </w:rPr>
+              <w:t xml:space="preserve">Definizione e sintassi di interrogazioni semplici e annidate.</w:t>
+            </w:r>
+          </w:p>
+        </w:tc>
+      </w:tr>
+      <w:tr>
+        <w:trPr>
+          <w:cantSplit w:val="0"/>
+          <w:tblHeader w:val="0"/>
+        </w:trPr>
+        <w:tc>
+          <w:tcPr>
+            <w:shd w:fill="auto" w:val="clear"/>
+            <w:tcMar>
+              <w:top w:w="100.0" w:type="dxa"/>
+              <w:left w:w="100.0" w:type="dxa"/>
+              <w:bottom w:w="100.0" w:type="dxa"/>
+              <w:right w:w="100.0" w:type="dxa"/>
+            </w:tcMar>
+            <w:vAlign w:val="top"/>
+          </w:tcPr>
+          <w:p>
+            <w:pPr>
+              <w:widowControl w:val="0"/>
+              <w:spacing w:line="240" w:lineRule="auto"/>
+              <w:rPr/>
+            </w:pPr>
+            <w:r>
+              <w:rPr>
+                <w:rtl w:val="0"/>
+              </w:rPr>
+              <w:t xml:space="preserve">Utilizzare molteplici strumenti informatici per la realizzazione di un sito web connesso a un database.</w:t>
+            </w:r>
+          </w:p>
+        </w:tc>
+        <w:tc>
+          <w:tcPr>
+            <w:shd w:fill="auto" w:val="clear"/>
+            <w:tcMar>
+              <w:top w:w="100.0" w:type="dxa"/>
+              <w:left w:w="100.0" w:type="dxa"/>
+              <w:bottom w:w="100.0" w:type="dxa"/>
+              <w:right w:w="100.0" w:type="dxa"/>
+            </w:tcMar>
+            <w:vAlign w:val="top"/>
+          </w:tcPr>
+          <w:p>
+            <w:pPr>
+              <w:widowControl w:val="0"/>
+              <w:spacing w:line="240" w:lineRule="auto"/>
+              <w:rPr/>
+            </w:pPr>
+            <w:r>
+              <w:rPr>
+                <w:rtl w:val="0"/>
+              </w:rPr>
+              <w:t xml:space="preserve">Saper connettere un database ad una pagina web tramite linguaggio PHP;</w:t>
+            </w:r>
+          </w:p>
+          <w:p>
+            <w:pPr>
+              <w:widowControl w:val="0"/>
+              <w:spacing w:line="240" w:lineRule="auto"/>
+              <w:rPr/>
+            </w:pPr>
+            <w:r>
+              <w:rPr>
+                <w:rtl w:val="0"/>
+              </w:rPr>
+            </w:r>
+          </w:p>
+          <w:p>
+            <w:pPr>
+              <w:widowControl w:val="0"/>
+              <w:spacing w:line="240" w:lineRule="auto"/>
+              <w:rPr/>
+            </w:pPr>
+            <w:r>
+              <w:rPr>
+                <w:rtl w:val="0"/>
+              </w:rPr>
+              <w:t xml:space="preserve">Saper realizzare pagine web con estrazione e visualizzazione dati provenienti da un database associato.</w:t>
+            </w:r>
+          </w:p>
+        </w:tc>
+        <w:tc>
+          <w:tcPr>
+            <w:shd w:fill="auto" w:val="clear"/>
+            <w:tcMar>
+              <w:top w:w="100.0" w:type="dxa"/>
+              <w:left w:w="100.0" w:type="dxa"/>
+              <w:bottom w:w="100.0" w:type="dxa"/>
+              <w:right w:w="100.0" w:type="dxa"/>
+            </w:tcMar>
+            <w:vAlign w:val="top"/>
+          </w:tcPr>
+          <w:p>
+            <w:pPr>
+              <w:widowControl w:val="0"/>
+              <w:spacing w:line="240" w:lineRule="auto"/>
+              <w:rPr>
+                <w:color w:val="202122"/>
+                <w:sz w:val="21"/>
+                <w:szCs w:val="21"/>
+                <w:highlight w:val="white"/>
+              </w:rPr>
+            </w:pPr>
+            <w:r>
+              <w:rPr>
+                <w:rtl w:val="0"/>
+              </w:rPr>
+              <w:t xml:space="preserve">Sintassi PHP: </w:t>
+            </w:r>
+            <w:r>
+              <w:rPr>
+                <w:color w:val="202122"/>
+                <w:sz w:val="21"/>
+                <w:szCs w:val="21"/>
+                <w:highlight w:val="white"/>
+                <w:rtl w:val="0"/>
+              </w:rPr>
+              <w:t xml:space="preserve">Hypertext Preprocessor, necessaria alla connessione di una pagina web con un database;</w:t>
+            </w:r>
+          </w:p>
+          <w:p>
+            <w:pPr>
+              <w:widowControl w:val="0"/>
+              <w:spacing w:line="240" w:lineRule="auto"/>
+              <w:rPr>
+                <w:color w:val="202122"/>
+                <w:sz w:val="21"/>
+                <w:szCs w:val="21"/>
+                <w:highlight w:val="white"/>
+              </w:rPr>
+            </w:pPr>
+            <w:r>
+              <w:rPr>
+                <w:rtl w:val="0"/>
+              </w:rPr>
+            </w:r>
+          </w:p>
+          <w:p>
+            <w:pPr>
+              <w:widowControl w:val="0"/>
+              <w:spacing w:line="240" w:lineRule="auto"/>
+              <w:rPr>
+                <w:color w:val="202122"/>
+                <w:sz w:val="21"/>
+                <w:szCs w:val="21"/>
+                <w:highlight w:val="white"/>
+              </w:rPr>
+            </w:pPr>
+            <w:r>
+              <w:rPr>
+                <w:rtl w:val="0"/>
+              </w:rPr>
+              <w:t xml:space="preserve">Sintassi PHP: </w:t>
+            </w:r>
+            <w:r>
+              <w:rPr>
+                <w:color w:val="202122"/>
+                <w:sz w:val="21"/>
+                <w:szCs w:val="21"/>
+                <w:highlight w:val="white"/>
+                <w:rtl w:val="0"/>
+              </w:rPr>
+              <w:t xml:space="preserve">Hypertext Preprocessor, necessaria alla realizzazione di interrogazioni SQL.</w:t>
             </w:r>
           </w:p>
         </w:tc>
@@ -3592,6 +5954,7 @@
     </w:pPr>
     <w:rPr>
       <w:b w:val="0"/>
+      <w:bCs w:val="0"/>
       <w:sz w:val="32"/>
       <w:szCs w:val="32"/>
     </w:rPr>
@@ -3608,6 +5971,7 @@
     </w:pPr>
     <w:rPr>
       <w:b w:val="0"/>
+      <w:bCs w:val="0"/>
       <w:color w:val="434343"/>
       <w:sz w:val="28"/>
       <w:szCs w:val="28"/>
@@ -3657,6 +6021,7 @@
     </w:pPr>
     <w:rPr>
       <w:i w:val="1"/>
+      <w:iCs w:val="1"/>
       <w:color w:val="666666"/>
       <w:sz w:val="22"/>
       <w:szCs w:val="22"/>
@@ -3677,119 +6042,6 @@
       <w:szCs w:val="52"/>
     </w:rPr>
   </w:style>
-  <w:style w:type="table" w:styleId="TableNormal" w:default="1">
-    <w:name w:val="TableNormal"/>
-    <w:tblPr>
-      <w:tblCellMar>
-        <w:top w:w="100.0" w:type="dxa"/>
-        <w:left w:w="100.0" w:type="dxa"/>
-        <w:bottom w:w="100.0" w:type="dxa"/>
-        <w:right w:w="100.0" w:type="dxa"/>
-      </w:tblCellMar>
-    </w:tblPr>
-  </w:style>
-  <w:style w:type="paragraph" w:styleId="Normal" w:default="1">
-    <w:name w:val="normal"/>
-  </w:style>
-  <w:style w:type="paragraph" w:styleId="Normal" w:default="1">
-    <w:name w:val="normal"/>
-  </w:style>
-  <w:style w:type="table" w:styleId="TableNormal" w:default="1">
-    <w:name w:val="TableNormal"/>
-  </w:style>
-  <w:style w:type="table" w:styleId="Table1">
-    <w:basedOn w:val="TableNormal"/>
-    <w:tblPr>
-      <w:tblStyleRowBandSize w:val="1"/>
-      <w:tblStyleColBandSize w:val="1"/>
-      <w:tblCellMar>
-        <w:top w:w="100.0" w:type="dxa"/>
-        <w:left w:w="100.0" w:type="dxa"/>
-        <w:bottom w:w="100.0" w:type="dxa"/>
-        <w:right w:w="100.0" w:type="dxa"/>
-      </w:tblCellMar>
-    </w:tblPr>
-  </w:style>
-  <w:style w:type="table" w:styleId="Table2">
-    <w:basedOn w:val="TableNormal"/>
-    <w:tblPr>
-      <w:tblStyleRowBandSize w:val="1"/>
-      <w:tblStyleColBandSize w:val="1"/>
-      <w:tblCellMar>
-        <w:top w:w="100.0" w:type="dxa"/>
-        <w:left w:w="100.0" w:type="dxa"/>
-        <w:bottom w:w="100.0" w:type="dxa"/>
-        <w:right w:w="100.0" w:type="dxa"/>
-      </w:tblCellMar>
-    </w:tblPr>
-  </w:style>
-  <w:style w:type="table" w:styleId="Table3">
-    <w:basedOn w:val="TableNormal"/>
-    <w:tblPr>
-      <w:tblStyleRowBandSize w:val="1"/>
-      <w:tblStyleColBandSize w:val="1"/>
-      <w:tblCellMar>
-        <w:top w:w="100.0" w:type="dxa"/>
-        <w:left w:w="100.0" w:type="dxa"/>
-        <w:bottom w:w="100.0" w:type="dxa"/>
-        <w:right w:w="100.0" w:type="dxa"/>
-      </w:tblCellMar>
-    </w:tblPr>
-  </w:style>
-  <w:style w:type="table" w:styleId="Table4">
-    <w:basedOn w:val="TableNormal"/>
-    <w:tblPr>
-      <w:tblStyleRowBandSize w:val="1"/>
-      <w:tblStyleColBandSize w:val="1"/>
-      <w:tblCellMar>
-        <w:top w:w="100.0" w:type="dxa"/>
-        <w:left w:w="100.0" w:type="dxa"/>
-        <w:bottom w:w="100.0" w:type="dxa"/>
-        <w:right w:w="100.0" w:type="dxa"/>
-      </w:tblCellMar>
-    </w:tblPr>
-  </w:style>
-  <w:style w:type="table" w:styleId="Table5">
-    <w:basedOn w:val="TableNormal"/>
-    <w:tblPr>
-      <w:tblStyleRowBandSize w:val="1"/>
-      <w:tblStyleColBandSize w:val="1"/>
-      <w:tblCellMar>
-        <w:top w:w="100.0" w:type="dxa"/>
-        <w:left w:w="100.0" w:type="dxa"/>
-        <w:bottom w:w="100.0" w:type="dxa"/>
-        <w:right w:w="100.0" w:type="dxa"/>
-      </w:tblCellMar>
-    </w:tblPr>
-  </w:style>
-  <w:style w:type="table" w:styleId="Table1">
-    <w:basedOn w:val="TableNormal"/>
-    <w:tblPr>
-      <w:tblStyleRowBandSize w:val="1"/>
-      <w:tblStyleColBandSize w:val="1"/>
-    </w:tblPr>
-  </w:style>
-  <w:style w:type="table" w:styleId="Table2">
-    <w:basedOn w:val="TableNormal"/>
-    <w:tblPr>
-      <w:tblStyleRowBandSize w:val="1"/>
-      <w:tblStyleColBandSize w:val="1"/>
-    </w:tblPr>
-  </w:style>
-  <w:style w:type="table" w:styleId="Table3">
-    <w:basedOn w:val="TableNormal"/>
-    <w:tblPr>
-      <w:tblStyleRowBandSize w:val="1"/>
-      <w:tblStyleColBandSize w:val="1"/>
-    </w:tblPr>
-  </w:style>
-  <w:style w:type="table" w:styleId="Table4">
-    <w:basedOn w:val="TableNormal"/>
-    <w:tblPr>
-      <w:tblStyleRowBandSize w:val="1"/>
-      <w:tblStyleColBandSize w:val="1"/>
-    </w:tblPr>
-  </w:style>
   <w:style w:type="paragraph" w:styleId="Subtitle">
     <w:name w:val="Subtitle"/>
     <w:basedOn w:val="Normal"/>
@@ -3803,6 +6055,7 @@
     <w:rPr>
       <w:rFonts w:ascii="Arial" w:cs="Arial" w:eastAsia="Arial" w:hAnsi="Arial"/>
       <w:i w:val="0"/>
+      <w:iCs w:val="0"/>
       <w:color w:val="666666"/>
       <w:sz w:val="30"/>
       <w:szCs w:val="30"/>
@@ -3848,6 +6101,58 @@
     </w:tblPr>
   </w:style>
   <w:style w:type="table" w:styleId="Table4">
+    <w:basedOn w:val="TableNormal"/>
+    <w:tblPr>
+      <w:tblStyleRowBandSize w:val="1"/>
+      <w:tblStyleColBandSize w:val="1"/>
+      <w:tblCellMar>
+        <w:top w:w="0.0" w:type="dxa"/>
+        <w:left w:w="115.0" w:type="dxa"/>
+        <w:bottom w:w="0.0" w:type="dxa"/>
+        <w:right w:w="115.0" w:type="dxa"/>
+      </w:tblCellMar>
+    </w:tblPr>
+  </w:style>
+  <w:style w:type="table" w:styleId="Table5">
+    <w:basedOn w:val="TableNormal"/>
+    <w:tblPr>
+      <w:tblStyleRowBandSize w:val="1"/>
+      <w:tblStyleColBandSize w:val="1"/>
+      <w:tblCellMar>
+        <w:top w:w="0.0" w:type="dxa"/>
+        <w:left w:w="115.0" w:type="dxa"/>
+        <w:bottom w:w="0.0" w:type="dxa"/>
+        <w:right w:w="115.0" w:type="dxa"/>
+      </w:tblCellMar>
+    </w:tblPr>
+  </w:style>
+  <w:style w:type="table" w:styleId="Table6">
+    <w:basedOn w:val="TableNormal"/>
+    <w:tblPr>
+      <w:tblStyleRowBandSize w:val="1"/>
+      <w:tblStyleColBandSize w:val="1"/>
+      <w:tblCellMar>
+        <w:top w:w="0.0" w:type="dxa"/>
+        <w:left w:w="115.0" w:type="dxa"/>
+        <w:bottom w:w="0.0" w:type="dxa"/>
+        <w:right w:w="115.0" w:type="dxa"/>
+      </w:tblCellMar>
+    </w:tblPr>
+  </w:style>
+  <w:style w:type="table" w:styleId="Table7">
+    <w:basedOn w:val="TableNormal"/>
+    <w:tblPr>
+      <w:tblStyleRowBandSize w:val="1"/>
+      <w:tblStyleColBandSize w:val="1"/>
+      <w:tblCellMar>
+        <w:top w:w="0.0" w:type="dxa"/>
+        <w:left w:w="115.0" w:type="dxa"/>
+        <w:bottom w:w="0.0" w:type="dxa"/>
+        <w:right w:w="115.0" w:type="dxa"/>
+      </w:tblCellMar>
+    </w:tblPr>
+  </w:style>
+  <w:style w:type="table" w:styleId="Table8">
     <w:basedOn w:val="TableNormal"/>
     <w:tblPr>
       <w:tblStyleRowBandSize w:val="1"/>
@@ -4181,19 +6486,4 @@
   </a:objectDefaults>
   <a:extraClrSchemeLst/>
 </a:theme>
-</file>
-
-<file path=customXML/item1.xml><?xml version="1.0" encoding="utf-8"?>
-<go:gDocsCustomXmlDataStorage xmlns:go="http://customooxmlschemas.google.com/" xmlns:r="http://schemas.openxmlformats.org/officeDocument/2006/relationships" uri="GoogleDocsCustomDataVersion2">
-  <go:docsCustomData xmlns:go="http://customooxmlschemas.google.com/" roundtripDataSignature="AMtx7mi6p+fVnYHfcxZUh/5jJ/bo1wwLAg==">CgMxLjA4AHIhMTBOYzJsUDhYbWtXWGZZdWFYUFh4ZG5sMUVLYm1YTkdX</go:docsCustomData>
-</go:gDocsCustomXmlDataStorage>
-</file>
-
-<file path=customXML/itemProps1.xml><?xml version="1.0" encoding="utf-8"?>
-<ds:datastoreItem xmlns:ds="http://schemas.openxmlformats.org/officeDocument/2006/customXml" ds:itemID="{11111111-1234-1234-1234-123412341234}">
-  <ds:schemaRefs>
-    <ds:schemaRef ds:uri="http://schemas.openxmlformats.org/officeDocument/2006/relationships"/>
-    <ds:schemaRef ds:uri="http://customooxmlschemas.google.com/"/>
-  </ds:schemaRefs>
-</ds:datastoreItem>
 </file>